--- a/docs/AI Portal – Architekturkonzept.docx
+++ b/docs/AI Portal – Architekturkonzept.docx
@@ -2098,7 +2098,7 @@
         <w:br/>
         <w:t xml:space="preserve">  A --&gt; O[OIDC IdP&lt;br/&gt;Azure AD]</w:t>
         <w:br/>
-        <w:t xml:space="preserve">  A --&gt; K[KI-Anbieter&lt;br/&gt;Claude, Bedrock, GitHub]</w:t>
+        <w:t xml:space="preserve">  A --&gt; K[KI-Anbieter&lt;br/&gt;Claude, Bedrock, GitHub,&lt;br/&gt;OpenAI-kompatibel]</w:t>
         <w:br/>
         <w:t xml:space="preserve">  A --&gt; M[Remote-MCP-Server&lt;br/&gt;pro Benutzer]</w:t>
         <w:br/>
@@ -4644,6 +4644,674 @@
     </w:p>
     <w:p>
       <w:pPr>
+        <w:pStyle w:val="Heading3"/>
+      </w:pPr>
+      <w:r>
+        <w:t xml:space="preserve">Anbindung im Detail</w:t>
+      </w:r>
+    </w:p>
+    <w:p>
+      <w:pPr/>
+      <w:r>
+        <w:t xml:space="preserve">Alle Modellaufrufe laufen im Serverprozess über das Vercel AI SDK. Bei jeder Chat-Anfrage lädt der Server Modell und Anbieter aus PostgreSQL, entschlüsselt die Zugangsdaten und erzeugt den SDK-Client (</w:t>
+      </w:r>
+      <w:r>
+        <w:rPr>
+          <w:rStyle w:val="CodeChar"/>
+        </w:rPr>
+        <w:t xml:space="preserve">server/src/ai/providers.ts</w:t>
+      </w:r>
+      <w:r>
+        <w:t xml:space="preserve">). Es wird nichts zwischengespeichert: Neue Schlüssel, Deaktivierungen und neue Modelle wirken ohne Neustart ab der nächsten Nachricht; Anbieter sind bewusst keine Umgebungsvariablen.</w:t>
+      </w:r>
+    </w:p>
+    <w:tbl>
+      <w:tblPr>
+        <w:tblStyle w:val="TableGrid"/>
+        <w:tblW w:w="0" w:type="auto"/>
+        <w:tblLayout w:type="fixed"/>
+        <w:tblLook w:val="04A0" w:firstRow="1" w:lastRow="0" w:firstColumn="0" w:lastColumn="0" w:noHBand="0" w:noVBand="1"/>
+      </w:tblPr>
+      <w:tblGrid>
+        <w:gridCol w:w="1700"/>
+        <w:gridCol w:w="2620"/>
+        <w:gridCol w:w="2320"/>
+        <w:gridCol w:w="2720"/>
+      </w:tblGrid>
+      <w:tr>
+        <w:trPr>
+          <w:tblHeader/>
+        </w:trPr>
+        <w:tc>
+          <w:tcPr>
+            <w:tcW w:w="1700" w:type="dxa"/>
+            <w:shd w:val="clear" w:color="auto" w:fill="F2F2F2"/>
+          </w:tcPr>
+          <w:p>
+            <w:pPr/>
+            <w:r>
+              <w:t xml:space="preserve">Anbieter-Typ</w:t>
+            </w:r>
+          </w:p>
+        </w:tc>
+        <w:tc>
+          <w:tcPr>
+            <w:tcW w:w="2620" w:type="dxa"/>
+            <w:shd w:val="clear" w:color="auto" w:fill="F2F2F2"/>
+          </w:tcPr>
+          <w:p>
+            <w:pPr/>
+            <w:r>
+              <w:t xml:space="preserve">Aufgerufener Endpunkt</w:t>
+            </w:r>
+          </w:p>
+        </w:tc>
+        <w:tc>
+          <w:tcPr>
+            <w:tcW w:w="2320" w:type="dxa"/>
+            <w:shd w:val="clear" w:color="auto" w:fill="F2F2F2"/>
+          </w:tcPr>
+          <w:p>
+            <w:pPr/>
+            <w:r>
+              <w:t xml:space="preserve">Anmeldung</w:t>
+            </w:r>
+          </w:p>
+        </w:tc>
+        <w:tc>
+          <w:tcPr>
+            <w:tcW w:w="2720" w:type="dxa"/>
+            <w:shd w:val="clear" w:color="auto" w:fill="F2F2F2"/>
+          </w:tcPr>
+          <w:p>
+            <w:pPr/>
+            <w:r>
+              <w:t xml:space="preserve">Betriebshinweise</w:t>
+            </w:r>
+          </w:p>
+        </w:tc>
+      </w:tr>
+      <w:tr>
+        <w:tc>
+          <w:tcPr>
+            <w:tcW w:w="1700" w:type="dxa"/>
+          </w:tcPr>
+          <w:p>
+            <w:pPr/>
+            <w:r>
+              <w:t xml:space="preserve">Anthropic Claude</w:t>
+            </w:r>
+          </w:p>
+        </w:tc>
+        <w:tc>
+          <w:tcPr>
+            <w:tcW w:w="2620" w:type="dxa"/>
+          </w:tcPr>
+          <w:p>
+            <w:pPr/>
+            <w:r>
+              <w:t xml:space="preserve">Messages API </w:t>
+            </w:r>
+            <w:r>
+              <w:rPr>
+                <w:rStyle w:val="CodeChar"/>
+              </w:rPr>
+              <w:t xml:space="preserve">&lt;basis&gt;/messages</w:t>
+            </w:r>
+            <w:r>
+              <w:t xml:space="preserve">, Standard </w:t>
+            </w:r>
+            <w:r>
+              <w:rPr>
+                <w:rStyle w:val="CodeChar"/>
+              </w:rPr>
+              <w:t xml:space="preserve">https://api.anthropic.com/v1</w:t>
+            </w:r>
+          </w:p>
+        </w:tc>
+        <w:tc>
+          <w:tcPr>
+            <w:tcW w:w="2320" w:type="dxa"/>
+          </w:tcPr>
+          <w:p>
+            <w:pPr/>
+            <w:r>
+              <w:t xml:space="preserve">API-Schlüssel (</w:t>
+            </w:r>
+            <w:r>
+              <w:rPr>
+                <w:rStyle w:val="CodeChar"/>
+              </w:rPr>
+              <w:t xml:space="preserve">x-api-key</w:t>
+            </w:r>
+            <w:r>
+              <w:t xml:space="preserve">)</w:t>
+            </w:r>
+          </w:p>
+        </w:tc>
+        <w:tc>
+          <w:tcPr>
+            <w:tcW w:w="2720" w:type="dxa"/>
+          </w:tcPr>
+          <w:p>
+            <w:pPr/>
+            <w:r>
+              <w:t xml:space="preserve">Eigene Basis-URL für ein Gateway muss </w:t>
+            </w:r>
+            <w:r>
+              <w:rPr>
+                <w:rStyle w:val="CodeChar"/>
+              </w:rPr>
+              <w:t xml:space="preserve">/v1</w:t>
+            </w:r>
+            <w:r>
+              <w:t xml:space="preserve"> enthalten</w:t>
+            </w:r>
+          </w:p>
+        </w:tc>
+      </w:tr>
+      <w:tr>
+        <w:tc>
+          <w:tcPr>
+            <w:tcW w:w="1700" w:type="dxa"/>
+          </w:tcPr>
+          <w:p>
+            <w:pPr/>
+            <w:r>
+              <w:t xml:space="preserve">AWS Bedrock</w:t>
+            </w:r>
+          </w:p>
+        </w:tc>
+        <w:tc>
+          <w:tcPr>
+            <w:tcW w:w="2620" w:type="dxa"/>
+          </w:tcPr>
+          <w:p>
+            <w:pPr/>
+            <w:r>
+              <w:t xml:space="preserve">Converse API </w:t>
+            </w:r>
+            <w:r>
+              <w:rPr>
+                <w:rStyle w:val="CodeChar"/>
+              </w:rPr>
+              <w:t xml:space="preserve">bedrock-runtime.&lt;region&gt;.amazonaws.com/model/&lt;id&gt;/converse-stream</w:t>
+            </w:r>
+          </w:p>
+        </w:tc>
+        <w:tc>
+          <w:tcPr>
+            <w:tcW w:w="2320" w:type="dxa"/>
+          </w:tcPr>
+          <w:p>
+            <w:pPr/>
+            <w:r>
+              <w:t xml:space="preserve">Access Key + Secret (SigV4) oder Bedrock-API-Key (Bearer); Session-Token nur per API</w:t>
+            </w:r>
+          </w:p>
+        </w:tc>
+        <w:tc>
+          <w:tcPr>
+            <w:tcW w:w="2720" w:type="dxa"/>
+          </w:tcPr>
+          <w:p>
+            <w:pPr/>
+            <w:r>
+              <w:t xml:space="preserve">Modell-IDs von Inference-Profiles (</w:t>
+            </w:r>
+            <w:r>
+              <w:rPr>
+                <w:rStyle w:val="CodeChar"/>
+              </w:rPr>
+              <w:t xml:space="preserve">eu.…</w:t>
+            </w:r>
+            <w:r>
+              <w:t xml:space="preserve">); IAM </w:t>
+            </w:r>
+            <w:r>
+              <w:rPr>
+                <w:rStyle w:val="CodeChar"/>
+              </w:rPr>
+              <w:t xml:space="preserve">bedrock:InvokeModel</w:t>
+            </w:r>
+            <w:r>
+              <w:t xml:space="preserve"> + </w:t>
+            </w:r>
+            <w:r>
+              <w:rPr>
+                <w:rStyle w:val="CodeChar"/>
+              </w:rPr>
+              <w:t xml:space="preserve">bedrock:InvokeModelWithResponseStream</w:t>
+            </w:r>
+            <w:r>
+              <w:t xml:space="preserve">; keine AWS-Credential-Chain (Entscheidung #18); VPC-Endpunkt über Basis-URL</w:t>
+            </w:r>
+          </w:p>
+        </w:tc>
+      </w:tr>
+      <w:tr>
+        <w:tc>
+          <w:tcPr>
+            <w:tcW w:w="1700" w:type="dxa"/>
+          </w:tcPr>
+          <w:p>
+            <w:pPr/>
+            <w:r>
+              <w:t xml:space="preserve">GitHub Models / Enterprise</w:t>
+            </w:r>
+          </w:p>
+        </w:tc>
+        <w:tc>
+          <w:tcPr>
+            <w:tcW w:w="2620" w:type="dxa"/>
+          </w:tcPr>
+          <w:p>
+            <w:pPr/>
+            <w:r>
+              <w:rPr>
+                <w:rStyle w:val="CodeChar"/>
+              </w:rPr>
+              <w:t xml:space="preserve">models.github.ai/inference/chat/completions</w:t>
+            </w:r>
+            <w:r>
+              <w:t xml:space="preserve">, mit Organisation </w:t>
+            </w:r>
+            <w:r>
+              <w:rPr>
+                <w:rStyle w:val="CodeChar"/>
+              </w:rPr>
+              <w:t xml:space="preserve">/orgs/&lt;org&gt;/inference</w:t>
+            </w:r>
+          </w:p>
+        </w:tc>
+        <w:tc>
+          <w:tcPr>
+            <w:tcW w:w="2320" w:type="dxa"/>
+          </w:tcPr>
+          <w:p>
+            <w:pPr/>
+            <w:r>
+              <w:t xml:space="preserve">Token mit </w:t>
+            </w:r>
+            <w:r>
+              <w:rPr>
+                <w:rStyle w:val="CodeChar"/>
+              </w:rPr>
+              <w:t xml:space="preserve">models:read</w:t>
+            </w:r>
+            <w:r>
+              <w:t xml:space="preserve"> (Bearer)</w:t>
+            </w:r>
+          </w:p>
+        </w:tc>
+        <w:tc>
+          <w:tcPr>
+            <w:tcW w:w="2720" w:type="dxa"/>
+          </w:tcPr>
+          <w:p>
+            <w:pPr/>
+            <w:r>
+              <w:t xml:space="preserve">Org-Endpunkt wendet Modellrichtlinien und Abrechnung der Organisation an; Free-Tier mit niedrigen Rate-Limits</w:t>
+            </w:r>
+          </w:p>
+        </w:tc>
+      </w:tr>
+      <w:tr>
+        <w:tc>
+          <w:tcPr>
+            <w:tcW w:w="1700" w:type="dxa"/>
+          </w:tcPr>
+          <w:p>
+            <w:pPr/>
+            <w:r>
+              <w:t xml:space="preserve">OpenAI-kompatibel</w:t>
+            </w:r>
+          </w:p>
+        </w:tc>
+        <w:tc>
+          <w:tcPr>
+            <w:tcW w:w="2620" w:type="dxa"/>
+          </w:tcPr>
+          <w:p>
+            <w:pPr/>
+            <w:r>
+              <w:rPr>
+                <w:rStyle w:val="CodeChar"/>
+              </w:rPr>
+              <w:t xml:space="preserve">&lt;Basis-URL&gt;/chat/completions</w:t>
+            </w:r>
+            <w:r>
+              <w:t xml:space="preserve">, Embeddings </w:t>
+            </w:r>
+            <w:r>
+              <w:rPr>
+                <w:rStyle w:val="CodeChar"/>
+              </w:rPr>
+              <w:t xml:space="preserve">&lt;Basis-URL&gt;/embeddings</w:t>
+            </w:r>
+          </w:p>
+        </w:tc>
+        <w:tc>
+          <w:tcPr>
+            <w:tcW w:w="2320" w:type="dxa"/>
+          </w:tcPr>
+          <w:p>
+            <w:pPr/>
+            <w:r>
+              <w:t xml:space="preserve">API-Schlüssel als Bearer, optional</w:t>
+            </w:r>
+          </w:p>
+        </w:tc>
+        <w:tc>
+          <w:tcPr>
+            <w:tcW w:w="2720" w:type="dxa"/>
+          </w:tcPr>
+          <w:p>
+            <w:pPr/>
+            <w:r>
+              <w:t xml:space="preserve">Azure OpenAI (v1-API, Deployment-Name als Modell-ID), Ollama, vLLM, TEI, LiteLLM; Function Calling hängt von Modell und Server ab</w:t>
+            </w:r>
+          </w:p>
+        </w:tc>
+      </w:tr>
+    </w:tbl>
+    <w:p>
+      <w:pPr/>
+      <w:r>
+        <w:t xml:space="preserve">Die Modellauswahl zeigt Anzeigename und Anbieter; Hinweise wie „lokal“ oder „EU“ gehören daher in den Anzeigenamen. Für Chat-Modelle gibt es keinen eigenen Verbindungstest – dafür dient eine Testnachricht; das Embedding-Modell wird beim Speichern getestet.</w:t>
+      </w:r>
+    </w:p>
+    <w:p>
+      <w:pPr>
+        <w:pStyle w:val="Heading3"/>
+      </w:pPr>
+      <w:r>
+        <w:t xml:space="preserve">Anfrage und Datenfluss zum Anbieter</w:t>
+      </w:r>
+    </w:p>
+    <w:p>
+      <w:pPr/>
+      <w:r>
+        <w:t xml:space="preserve">Jede Nachricht erzeugt eine Streaming-Anfrage (das SDK wiederholt fehlgeschlagene Anfragen zweimal). Sie enthält:</w:t>
+      </w:r>
+    </w:p>
+    <w:p>
+      <w:pPr>
+        <w:pStyle w:val="ListParagraph"/>
+        <w:numPr>
+          <w:ilvl w:val="0"/>
+          <w:numId w:val="5"/>
+        </w:numPr>
+      </w:pPr>
+      <w:r>
+        <w:rPr>
+          <w:b/>
+        </w:rPr>
+        <w:t xml:space="preserve">Systemprompt:</w:t>
+      </w:r>
+      <w:r>
+        <w:t xml:space="preserve"> fester Portal-Prompt (Rolle, Datum, Antwortstil), dazu Anweisungen zur Wissensdatenbank, wenn das Such-Tool aktiv ist, und ein Sprachhinweis bei englischer Oberfläche.</w:t>
+      </w:r>
+    </w:p>
+    <w:p>
+      <w:pPr>
+        <w:pStyle w:val="ListParagraph"/>
+        <w:numPr>
+          <w:ilvl w:val="0"/>
+          <w:numId w:val="5"/>
+        </w:numPr>
+      </w:pPr>
+      <w:r>
+        <w:rPr>
+          <w:b/>
+        </w:rPr>
+        <w:t xml:space="preserve">Verlauf:</w:t>
+      </w:r>
+      <w:r>
+        <w:t xml:space="preserve"> alle bisherigen Nachrichten des Chats einschließlich des extrahierten Texts früherer Anhänge – ohne Kürzung; über dem Kontextfenster lehnt der Anbieter ab.</w:t>
+      </w:r>
+    </w:p>
+    <w:p>
+      <w:pPr>
+        <w:pStyle w:val="ListParagraph"/>
+        <w:numPr>
+          <w:ilvl w:val="0"/>
+          <w:numId w:val="5"/>
+        </w:numPr>
+      </w:pPr>
+      <w:r>
+        <w:rPr>
+          <w:b/>
+        </w:rPr>
+        <w:t xml:space="preserve">Neue Nachricht:</w:t>
+      </w:r>
+      <w:r>
+        <w:t xml:space="preserve"> extrahierter Anhangstext vor der Frage; Bilder als Bildteile nur bei Modellen mit „versteht Bilder“.</w:t>
+      </w:r>
+    </w:p>
+    <w:p>
+      <w:pPr>
+        <w:pStyle w:val="ListParagraph"/>
+        <w:numPr>
+          <w:ilvl w:val="0"/>
+          <w:numId w:val="5"/>
+        </w:numPr>
+      </w:pPr>
+      <w:r>
+        <w:rPr>
+          <w:b/>
+        </w:rPr>
+        <w:t xml:space="preserve">Tools:</w:t>
+      </w:r>
+      <w:r>
+        <w:t xml:space="preserve"> Definitionen der aktiven MCP-Tools des Benutzers und der Wissenssuche; deren Ergebnisse (MCP-Ausgaben, Textstellen) gehen im Loop zurück an das Modell, max. </w:t>
+      </w:r>
+      <w:r>
+        <w:rPr>
+          <w:rStyle w:val="CodeChar"/>
+        </w:rPr>
+        <w:t xml:space="preserve">MAX_TOOL_STEPS</w:t>
+      </w:r>
+      <w:r>
+        <w:t xml:space="preserve"> Runden. Modelle ohne Function Calling scheitern, sobald Tools mitgeschickt werden.</w:t>
+      </w:r>
+    </w:p>
+    <w:p>
+      <w:pPr>
+        <w:pStyle w:val="ListParagraph"/>
+        <w:numPr>
+          <w:ilvl w:val="0"/>
+          <w:numId w:val="5"/>
+        </w:numPr>
+      </w:pPr>
+      <w:r>
+        <w:rPr>
+          <w:b/>
+        </w:rPr>
+        <w:t xml:space="preserve">Embeddings:</w:t>
+      </w:r>
+      <w:r>
+        <w:t xml:space="preserve"> Beim Indexieren geht jeder Textabschnitt, bei jeder Suche die Suchanfrage an den Embedding-Anbieter; ein lokales Modell hält Dokumente im Haus.</w:t>
+      </w:r>
+    </w:p>
+    <w:p>
+      <w:pPr/>
+      <w:r>
+        <w:t xml:space="preserve">Die Antwort wird als NDJSON an den Browser gestreamt; Schließen des Tabs bricht die Anfrage beim Anbieter ab. Der Tokenverbrauch wird pro Nachricht und in den Audit-Einträgen </w:t>
+      </w:r>
+      <w:r>
+        <w:rPr>
+          <w:rStyle w:val="CodeChar"/>
+        </w:rPr>
+        <w:t xml:space="preserve">chat.completion</w:t>
+      </w:r>
+      <w:r>
+        <w:t xml:space="preserve"> / </w:t>
+      </w:r>
+      <w:r>
+        <w:rPr>
+          <w:rStyle w:val="CodeChar"/>
+        </w:rPr>
+        <w:t xml:space="preserve">chat.error</w:t>
+      </w:r>
+      <w:r>
+        <w:t xml:space="preserve"> mit Modell, Anbieter und Dauer gespeichert.</w:t>
+      </w:r>
+    </w:p>
+    <w:p>
+      <w:pPr>
+        <w:pStyle w:val="Heading3"/>
+      </w:pPr>
+      <w:r>
+        <w:t xml:space="preserve">Netzwerk und Betrieb</w:t>
+      </w:r>
+    </w:p>
+    <w:p>
+      <w:pPr>
+        <w:pStyle w:val="ListParagraph"/>
+        <w:numPr>
+          <w:ilvl w:val="0"/>
+          <w:numId w:val="5"/>
+        </w:numPr>
+      </w:pPr>
+      <w:r>
+        <w:rPr>
+          <w:b/>
+        </w:rPr>
+        <w:t xml:space="preserve">Egress:</w:t>
+      </w:r>
+      <w:r>
+        <w:t xml:space="preserve"> HTTPS nur zu den eingetragenen Endpunkten; die NetworkPolicy beschränkt bisher nur eingehenden Verkehr, Egress-Regeln sind ein offener Punkt.</w:t>
+      </w:r>
+    </w:p>
+    <w:p>
+      <w:pPr>
+        <w:pStyle w:val="ListParagraph"/>
+        <w:numPr>
+          <w:ilvl w:val="0"/>
+          <w:numId w:val="5"/>
+        </w:numPr>
+      </w:pPr>
+      <w:r>
+        <w:rPr>
+          <w:b/>
+        </w:rPr>
+        <w:t xml:space="preserve">Proxy:</w:t>
+      </w:r>
+      <w:r>
+        <w:t xml:space="preserve"> Node.js beachtet </w:t>
+      </w:r>
+      <w:r>
+        <w:rPr>
+          <w:rStyle w:val="CodeChar"/>
+        </w:rPr>
+        <w:t xml:space="preserve">HTTPS_PROXY</w:t>
+      </w:r>
+      <w:r>
+        <w:t xml:space="preserve"> / </w:t>
+      </w:r>
+      <w:r>
+        <w:rPr>
+          <w:rStyle w:val="CodeChar"/>
+        </w:rPr>
+        <w:t xml:space="preserve">NO_PROXY</w:t>
+      </w:r>
+      <w:r>
+        <w:t xml:space="preserve"> nur mit </w:t>
+      </w:r>
+      <w:r>
+        <w:rPr>
+          <w:rStyle w:val="CodeChar"/>
+        </w:rPr>
+        <w:t xml:space="preserve">NODE_USE_ENV_PROXY=1</w:t>
+      </w:r>
+      <w:r>
+        <w:t xml:space="preserve"> – dann für alle </w:t>
+      </w:r>
+      <w:r>
+        <w:rPr>
+          <w:rStyle w:val="CodeChar"/>
+        </w:rPr>
+        <w:t xml:space="preserve">fetch</w:t>
+      </w:r>
+      <w:r>
+        <w:t xml:space="preserve">-Aufrufe (Anbieter, Embeddings, MCP-Server); interne CAs über </w:t>
+      </w:r>
+      <w:r>
+        <w:rPr>
+          <w:rStyle w:val="CodeChar"/>
+        </w:rPr>
+        <w:t xml:space="preserve">NODE_EXTRA_CA_CERTS</w:t>
+      </w:r>
+      <w:r>
+        <w:t xml:space="preserve">.</w:t>
+      </w:r>
+    </w:p>
+    <w:p>
+      <w:pPr>
+        <w:pStyle w:val="ListParagraph"/>
+        <w:numPr>
+          <w:ilvl w:val="0"/>
+          <w:numId w:val="5"/>
+        </w:numPr>
+      </w:pPr>
+      <w:r>
+        <w:rPr>
+          <w:b/>
+        </w:rPr>
+        <w:t xml:space="preserve">Änderungen:</w:t>
+      </w:r>
+      <w:r>
+        <w:t xml:space="preserve"> Basis-URL, Region und Organisation lassen sich in der Oberfläche nur beim Anlegen setzen, später per </w:t>
+      </w:r>
+      <w:r>
+        <w:rPr>
+          <w:rStyle w:val="CodeChar"/>
+        </w:rPr>
+        <w:t xml:space="preserve">PATCH /api/admin/providers/:id</w:t>
+      </w:r>
+      <w:r>
+        <w:t xml:space="preserve">; die Schaltfläche „Schlüssel“ speichert einen API-Schlüssel (bei Bedrock ersetzt sie die Access Keys).</w:t>
+      </w:r>
+    </w:p>
+    <w:p>
+      <w:pPr>
+        <w:pStyle w:val="ListParagraph"/>
+        <w:numPr>
+          <w:ilvl w:val="0"/>
+          <w:numId w:val="5"/>
+        </w:numPr>
+      </w:pPr>
+      <w:r>
+        <w:rPr>
+          <w:b/>
+        </w:rPr>
+        <w:t xml:space="preserve">Dokumentation:</w:t>
+      </w:r>
+      <w:r>
+        <w:t xml:space="preserve"> </w:t>
+      </w:r>
+      <w:r>
+        <w:rPr>
+          <w:rStyle w:val="CodeChar"/>
+        </w:rPr>
+        <w:t xml:space="preserve">docs/llm-providers.md</w:t>
+      </w:r>
+      <w:r>
+        <w:t xml:space="preserve"> bzw. Abschnitt „KI-Anbieter anbinden“ in </w:t>
+      </w:r>
+      <w:r>
+        <w:rPr>
+          <w:rStyle w:val="CodeChar"/>
+        </w:rPr>
+        <w:t xml:space="preserve">README.de.md</w:t>
+      </w:r>
+      <w:r>
+        <w:t xml:space="preserve"> mit IAM-Policy, Basis-URL-Beispielen für Azure OpenAI, Ollama, vLLM, TEI und LiteLLM sowie Fehlerbildern.</w:t>
+      </w:r>
+    </w:p>
+    <w:p>
+      <w:pPr>
         <w:pStyle w:val="Heading2"/>
       </w:pPr>
       <w:r>
@@ -5573,6 +6241,30 @@
             </w:r>
             <w:r>
               <w:t xml:space="preserve"> aus Kubernetes-Secret, nie im Image</w:t>
+            </w:r>
+          </w:p>
+        </w:tc>
+      </w:tr>
+      <w:tr>
+        <w:tc>
+          <w:tcPr>
+            <w:tcW w:w="4680" w:type="dxa"/>
+          </w:tcPr>
+          <w:p>
+            <w:pPr/>
+            <w:r>
+              <w:t xml:space="preserve">KI-Anbieter</w:t>
+            </w:r>
+          </w:p>
+        </w:tc>
+        <w:tc>
+          <w:tcPr>
+            <w:tcW w:w="4680" w:type="dxa"/>
+          </w:tcPr>
+          <w:p>
+            <w:pPr/>
+            <w:r>
+              <w:t xml:space="preserve">Aufrufe nur serverseitig; der Browser sieht Modell-IDs, nie Schlüssel. Was pro Anfrage gesendet wird (Verlauf, Anhänge, Tool-Ergebnisse), ist dokumentiert; welche Daten an welchen Anbieter dürfen, wird pro Modell festgelegt</w:t>
             </w:r>
           </w:p>
         </w:tc>
@@ -7252,6 +7944,18 @@
       </w:pPr>
       <w:r>
         <w:t xml:space="preserve">☐ Bedrock-Anmeldung: statische Keys oder IRSA/Pod Identity (erfordert Erweiterung um die AWS-Credential-Chain)</w:t>
+      </w:r>
+    </w:p>
+    <w:p>
+      <w:pPr>
+        <w:pStyle w:val="ListParagraph"/>
+        <w:numPr>
+          <w:ilvl w:val="0"/>
+          <w:numId w:val="6"/>
+        </w:numPr>
+      </w:pPr>
+      <w:r>
+        <w:t xml:space="preserve">☐ Festlegen, welche Daten an welchen Anbieter dürfen (z. B. EU- oder lokale Modelle für vertrauliche Daten), und in den Anzeigenamen der Modelle kennzeichnen</w:t>
       </w:r>
     </w:p>
     <w:p>
